--- a/doc/Soluzioni per datacenter.docx
+++ b/doc/Soluzioni per datacenter.docx
@@ -69,6 +69,18 @@
     </w:p>
     <w:p>
       <w:pPr>
+        <w:pStyle w:val="BodyText"/>
+        <w:bidi w:val="0"/>
+        <w:jc w:val="start"/>
+        <w:rPr/>
+      </w:pPr>
+      <w:r>
+        <w:rPr/>
+        <w:t>Le nostre soluzioni software stabiliscono un nuovo standard per la gestione e la sicurezza dei dati nei datacenter. Con un mix unico di innovazione tecnologica, efficienza e sostenibilità, siamo pronti a soddisfare le esigenze dei clienti più esigenti, garantendo tranquillità e massima protezione.</w:t>
+      </w:r>
+    </w:p>
+    <w:p>
+      <w:pPr>
         <w:pStyle w:val="Heading4"/>
         <w:bidi w:val="0"/>
         <w:jc w:val="start"/>
@@ -91,7 +103,6 @@
           <w:numId w:val="1"/>
         </w:numPr>
         <w:tabs>
-          <w:tab w:val="clear" w:pos="709"/>
           <w:tab w:val="left" w:pos="709" w:leader="none"/>
         </w:tabs>
         <w:bidi w:val="0"/>
@@ -199,7 +210,6 @@
           <w:numId w:val="1"/>
         </w:numPr>
         <w:tabs>
-          <w:tab w:val="clear" w:pos="709"/>
           <w:tab w:val="left" w:pos="709" w:leader="none"/>
         </w:tabs>
         <w:bidi w:val="0"/>
@@ -280,7 +290,6 @@
           <w:numId w:val="1"/>
         </w:numPr>
         <w:tabs>
-          <w:tab w:val="clear" w:pos="709"/>
           <w:tab w:val="left" w:pos="709" w:leader="none"/>
         </w:tabs>
         <w:bidi w:val="0"/>
@@ -416,7 +425,6 @@
           <w:numId w:val="2"/>
         </w:numPr>
         <w:tabs>
-          <w:tab w:val="clear" w:pos="709"/>
           <w:tab w:val="left" w:pos="709" w:leader="none"/>
         </w:tabs>
         <w:bidi w:val="0"/>
@@ -523,7 +531,6 @@
           <w:numId w:val="2"/>
         </w:numPr>
         <w:tabs>
-          <w:tab w:val="clear" w:pos="709"/>
           <w:tab w:val="left" w:pos="709" w:leader="none"/>
         </w:tabs>
         <w:bidi w:val="0"/>
@@ -566,7 +573,6 @@
           <w:numId w:val="3"/>
         </w:numPr>
         <w:tabs>
-          <w:tab w:val="clear" w:pos="709"/>
           <w:tab w:val="left" w:pos="709" w:leader="none"/>
         </w:tabs>
         <w:bidi w:val="0"/>
@@ -663,59 +669,13 @@
     </w:p>
     <w:p>
       <w:pPr>
-        <w:pStyle w:val="Heading4"/>
-        <w:bidi w:val="0"/>
-        <w:jc w:val="start"/>
-        <w:rPr/>
-      </w:pPr>
-      <w:r>
-        <w:rPr>
-          <w:rStyle w:val="Strong"/>
-          <w:b/>
-          <w:bCs/>
-        </w:rPr>
-        <w:t>Conclusione</w:t>
-      </w:r>
-    </w:p>
-    <w:p>
-      <w:pPr>
-        <w:pStyle w:val="BodyText"/>
-        <w:bidi w:val="0"/>
-        <w:jc w:val="start"/>
-        <w:rPr/>
-      </w:pPr>
-      <w:r>
-        <w:rPr/>
-        <w:t>Le nostre soluzioni software stabiliscono un nuovo standard per la gestione e la sicurezza dei dati nei datacenter. Con un mix unico di innovazione tecnologica, efficienza e sostenibilità, siamo pronti a soddisfare le esigenze dei clienti più esigenti, garantendo tranquillità e massima protezione.</w:t>
-      </w:r>
-    </w:p>
-    <w:p>
-      <w:pPr>
-        <w:pStyle w:val="Normal"/>
-        <w:bidi w:val="0"/>
-        <w:jc w:val="start"/>
-        <w:rPr/>
-      </w:pPr>
-      <w:r>
-        <w:rPr/>
-        <w:t>Per approfondimenti sulle tecnologie sviluppate:</w:t>
-        <w:br/>
-      </w:r>
-      <w:hyperlink r:id="rId2">
-        <w:r>
-          <w:rPr>
-            <w:rStyle w:val="Hyperlink"/>
-          </w:rPr>
-          <w:t>https://siathecloud.github.io/doc/Cloud%20technology%20project.pdf</w:t>
-        </w:r>
-      </w:hyperlink>
-    </w:p>
-    <w:p>
-      <w:pPr>
-        <w:pStyle w:val="Normal"/>
-        <w:bidi w:val="0"/>
-        <w:jc w:val="start"/>
-        <w:rPr/>
+        <w:pStyle w:val="BodyText"/>
+        <w:bidi w:val="0"/>
+        <w:spacing w:before="0" w:after="140"/>
+        <w:jc w:val="start"/>
+        <w:rPr>
+          <w:rStyle w:val="Hyperlink"/>
+        </w:rPr>
       </w:pPr>
       <w:r>
         <w:rPr/>
@@ -728,6 +688,7 @@
       <w:pgNumType w:fmt="decimal"/>
       <w:formProt w:val="false"/>
       <w:textDirection w:val="lrTb"/>
+      <w:docGrid w:type="default" w:linePitch="100" w:charSpace="0"/>
     </w:sectPr>
   </w:body>
 </w:document>
@@ -1173,7 +1134,6 @@
     </w:lvl>
     <w:lvl w:ilvl="2">
       <w:start w:val="1"/>
-      <w:pStyle w:val="Heading3"/>
       <w:numFmt w:val="none"/>
       <w:suff w:val="nothing"/>
       <w:lvlText w:val=""/>
@@ -1187,7 +1147,6 @@
     </w:lvl>
     <w:lvl w:ilvl="3">
       <w:start w:val="1"/>
-      <w:pStyle w:val="Heading4"/>
       <w:numFmt w:val="none"/>
       <w:suff w:val="nothing"/>
       <w:lvlText w:val=""/>
@@ -1294,7 +1253,6 @@
     </w:rPrDefault>
     <w:pPrDefault>
       <w:pPr>
-        <w:widowControl/>
         <w:suppressAutoHyphens w:val="true"/>
       </w:pPr>
     </w:pPrDefault>
@@ -1304,7 +1262,10 @@
     <w:qFormat/>
     <w:pPr>
       <w:widowControl/>
+      <w:suppressAutoHyphens w:val="true"/>
       <w:bidi w:val="0"/>
+      <w:spacing w:before="0" w:after="0"/>
+      <w:jc w:val="start"/>
     </w:pPr>
     <w:rPr>
       <w:rFonts w:ascii="Liberation Serif" w:hAnsi="Liberation Serif" w:eastAsia="NSimSun" w:cs="Arial"/>
@@ -1317,7 +1278,7 @@
   </w:style>
   <w:style w:type="paragraph" w:styleId="Heading3">
     <w:name w:val="heading 3"/>
-    <w:basedOn w:val="Titolo"/>
+    <w:basedOn w:val="Titolouser"/>
     <w:next w:val="BodyText"/>
     <w:qFormat/>
     <w:pPr>
@@ -1334,7 +1295,7 @@
   </w:style>
   <w:style w:type="paragraph" w:styleId="Heading4">
     <w:name w:val="heading 4"/>
-    <w:basedOn w:val="Titolo"/>
+    <w:basedOn w:val="Titolouser"/>
     <w:next w:val="BodyText"/>
     <w:qFormat/>
     <w:pPr>
@@ -1425,6 +1386,32 @@
   </w:style>
   <w:style w:type="paragraph" w:styleId="Indice">
     <w:name w:val="Indice"/>
+    <w:basedOn w:val="Normal"/>
+    <w:qFormat/>
+    <w:pPr>
+      <w:suppressLineNumbers/>
+    </w:pPr>
+    <w:rPr>
+      <w:rFonts w:cs="Arial"/>
+    </w:rPr>
+  </w:style>
+  <w:style w:type="paragraph" w:styleId="Titolouser">
+    <w:name w:val="Titolo (user)"/>
+    <w:basedOn w:val="Normal"/>
+    <w:next w:val="BodyText"/>
+    <w:qFormat/>
+    <w:pPr>
+      <w:keepNext w:val="true"/>
+      <w:spacing w:before="240" w:after="120"/>
+    </w:pPr>
+    <w:rPr>
+      <w:rFonts w:ascii="Liberation Sans" w:hAnsi="Liberation Sans" w:eastAsia="Microsoft YaHei" w:cs="Arial"/>
+      <w:sz w:val="28"/>
+      <w:szCs w:val="28"/>
+    </w:rPr>
+  </w:style>
+  <w:style w:type="paragraph" w:styleId="Indiceuser">
+    <w:name w:val="Indice (user)"/>
     <w:basedOn w:val="Normal"/>
     <w:qFormat/>
     <w:pPr>
